--- a/cryptographic_protocols/docs/reports/lab_02_secret_sharing/var_14/Ковалев Д.П. ВКБ43 2 лаба.docx
+++ b/cryptographic_protocols/docs/reports/lab_02_secret_sharing/var_14/Ковалев Д.П. ВКБ43 2 лаба.docx
@@ -4,6 +4,47 @@
   <w:body>
     <w:p>
       <w:pPr>
+        <w:spacing w:after="120"/>
+        <w:ind w:firstLine="0"/>
+        <w:jc w:val="center"/>
+      </w:pPr>
+      <w:r>
+        <w:drawing>
+          <wp:inline xmlns:a="http://schemas.openxmlformats.org/drawingml/2006/main" xmlns:pic="http://schemas.openxmlformats.org/drawingml/2006/picture">
+            <wp:extent cx="731520" cy="731520"/>
+            <wp:docPr id="1" name="Picture 1"/>
+            <wp:cNvGraphicFramePr>
+              <a:graphicFrameLocks noChangeAspect="1"/>
+            </wp:cNvGraphicFramePr>
+            <a:graphic>
+              <a:graphicData uri="http://schemas.openxmlformats.org/drawingml/2006/picture">
+                <pic:pic>
+                  <pic:nvPicPr>
+                    <pic:cNvPr id="0" name="dstu_logo.png"/>
+                    <pic:cNvPicPr/>
+                  </pic:nvPicPr>
+                  <pic:blipFill>
+                    <a:blip r:embed="rId9"/>
+                    <a:stretch>
+                      <a:fillRect/>
+                    </a:stretch>
+                  </pic:blipFill>
+                  <pic:spPr>
+                    <a:xfrm>
+                      <a:off x="0" y="0"/>
+                      <a:ext cx="731520" cy="731520"/>
+                    </a:xfrm>
+                    <a:prstGeom prst="rect"/>
+                  </pic:spPr>
+                </pic:pic>
+              </a:graphicData>
+            </a:graphic>
+          </wp:inline>
+        </w:drawing>
+      </w:r>
+    </w:p>
+    <w:p>
+      <w:pPr>
         <w:spacing w:after="0"/>
         <w:ind w:firstLine="0"/>
         <w:jc w:val="center"/>
@@ -102,7 +143,6 @@
       </w:r>
     </w:p>
     <w:p/>
-    <w:p/>
     <w:p>
       <w:pPr>
         <w:spacing w:after="0"/>
@@ -148,7 +188,6 @@
     </w:p>
     <w:p/>
     <w:p/>
-    <w:p/>
     <w:p>
       <w:pPr>
         <w:spacing w:after="0"/>
@@ -206,7 +245,6 @@
         <w:t>Дубровина А.С.</w:t>
       </w:r>
     </w:p>
-    <w:p/>
     <w:p/>
     <w:p/>
     <w:p>

--- a/cryptographic_protocols/docs/reports/lab_02_secret_sharing/var_14/Ковалев Д.П. ВКБ43 2 лаба.docx
+++ b/cryptographic_protocols/docs/reports/lab_02_secret_sharing/var_14/Ковалев Д.П. ВКБ43 2 лаба.docx
@@ -289,7 +289,7 @@
           <w:rFonts w:ascii="Times New Roman" w:hAnsi="Times New Roman"/>
           <w:b w:val="0"/>
         </w:rPr>
-        <w:t>Проверила:</w:t>
+        <w:t>Проверил:</w:t>
       </w:r>
     </w:p>
     <w:p>
@@ -303,7 +303,7 @@
           <w:rFonts w:ascii="Times New Roman" w:hAnsi="Times New Roman"/>
           <w:b w:val="0"/>
         </w:rPr>
-        <w:t>Дубровина А.С.</w:t>
+        <w:t>Драпей Ярослав Русланович</w:t>
       </w:r>
     </w:p>
     <w:p>
